--- a/docs/reports/Informe_User_Flows_Vectra_Cure.docx
+++ b/docs/reports/Informe_User_Flows_Vectra_Cure.docx
@@ -286,7 +286,7 @@
         <w:tc>
           <w:tcPr>
             <w:tcW w:type="dxa" w:w="1872"/>
-            <w:shd w:fill="0284C7" w:val="clear"/>
+            <w:shd w:fill="276EF1" w:val="clear"/>
             <w:vAlign w:val="center"/>
             <w:tcMar>
               <w:top w:w="100" w:type="dxa"/>
@@ -314,7 +314,7 @@
         <w:tc>
           <w:tcPr>
             <w:tcW w:type="dxa" w:w="3168"/>
-            <w:shd w:fill="0284C7" w:val="clear"/>
+            <w:shd w:fill="276EF1" w:val="clear"/>
             <w:vAlign w:val="center"/>
             <w:tcMar>
               <w:top w:w="100" w:type="dxa"/>
@@ -342,7 +342,7 @@
         <w:tc>
           <w:tcPr>
             <w:tcW w:type="dxa" w:w="4320"/>
-            <w:shd w:fill="0284C7" w:val="clear"/>
+            <w:shd w:fill="276EF1" w:val="clear"/>
             <w:vAlign w:val="center"/>
             <w:tcMar>
               <w:top w:w="100" w:type="dxa"/>
@@ -807,7 +807,7 @@
         <w:tc>
           <w:tcPr>
             <w:tcW w:type="dxa" w:w="2448"/>
-            <w:shd w:fill="0284C7" w:val="clear"/>
+            <w:shd w:fill="276EF1" w:val="clear"/>
             <w:vAlign w:val="center"/>
             <w:tcMar>
               <w:top w:w="100" w:type="dxa"/>
@@ -835,7 +835,7 @@
         <w:tc>
           <w:tcPr>
             <w:tcW w:type="dxa" w:w="4320"/>
-            <w:shd w:fill="0284C7" w:val="clear"/>
+            <w:shd w:fill="276EF1" w:val="clear"/>
             <w:vAlign w:val="center"/>
             <w:tcMar>
               <w:top w:w="100" w:type="dxa"/>
@@ -863,7 +863,7 @@
         <w:tc>
           <w:tcPr>
             <w:tcW w:type="dxa" w:w="2592"/>
-            <w:shd w:fill="0284C7" w:val="clear"/>
+            <w:shd w:fill="276EF1" w:val="clear"/>
             <w:vAlign w:val="center"/>
             <w:tcMar>
               <w:top w:w="100" w:type="dxa"/>
@@ -1245,7 +1245,7 @@
                 <w:color w:val="000000"/>
                 <w:sz w:val="21"/>
               </w:rPr>
-              <w:t>Side Drawer</w:t>
+              <w:t>Detalle del especialista</w:t>
             </w:r>
           </w:p>
         </w:tc>
@@ -1814,7 +1814,7 @@
         <w:tc>
           <w:tcPr>
             <w:tcW w:type="dxa" w:w="2448"/>
-            <w:shd w:fill="0284C7" w:val="clear"/>
+            <w:shd w:fill="276EF1" w:val="clear"/>
             <w:vAlign w:val="center"/>
             <w:tcMar>
               <w:top w:w="100" w:type="dxa"/>
@@ -1842,7 +1842,7 @@
         <w:tc>
           <w:tcPr>
             <w:tcW w:type="dxa" w:w="4320"/>
-            <w:shd w:fill="0284C7" w:val="clear"/>
+            <w:shd w:fill="276EF1" w:val="clear"/>
             <w:vAlign w:val="center"/>
             <w:tcMar>
               <w:top w:w="100" w:type="dxa"/>
@@ -1870,7 +1870,7 @@
         <w:tc>
           <w:tcPr>
             <w:tcW w:type="dxa" w:w="2592"/>
-            <w:shd w:fill="0284C7" w:val="clear"/>
+            <w:shd w:fill="276EF1" w:val="clear"/>
             <w:vAlign w:val="center"/>
             <w:tcMar>
               <w:top w:w="100" w:type="dxa"/>
@@ -2738,7 +2738,7 @@
         <w:tc>
           <w:tcPr>
             <w:tcW w:type="dxa" w:w="2448"/>
-            <w:shd w:fill="0284C7" w:val="clear"/>
+            <w:shd w:fill="276EF1" w:val="clear"/>
             <w:vAlign w:val="center"/>
             <w:tcMar>
               <w:top w:w="100" w:type="dxa"/>
@@ -2766,7 +2766,7 @@
         <w:tc>
           <w:tcPr>
             <w:tcW w:type="dxa" w:w="4320"/>
-            <w:shd w:fill="0284C7" w:val="clear"/>
+            <w:shd w:fill="276EF1" w:val="clear"/>
             <w:vAlign w:val="center"/>
             <w:tcMar>
               <w:top w:w="100" w:type="dxa"/>
@@ -2794,7 +2794,7 @@
         <w:tc>
           <w:tcPr>
             <w:tcW w:type="dxa" w:w="2592"/>
-            <w:shd w:fill="0284C7" w:val="clear"/>
+            <w:shd w:fill="276EF1" w:val="clear"/>
             <w:vAlign w:val="center"/>
             <w:tcMar>
               <w:top w:w="100" w:type="dxa"/>
@@ -3579,7 +3579,7 @@
         <w:tc>
           <w:tcPr>
             <w:tcW w:type="dxa" w:w="2448"/>
-            <w:shd w:fill="0284C7" w:val="clear"/>
+            <w:shd w:fill="276EF1" w:val="clear"/>
             <w:vAlign w:val="center"/>
             <w:tcMar>
               <w:top w:w="100" w:type="dxa"/>
@@ -3607,7 +3607,7 @@
         <w:tc>
           <w:tcPr>
             <w:tcW w:type="dxa" w:w="4320"/>
-            <w:shd w:fill="0284C7" w:val="clear"/>
+            <w:shd w:fill="276EF1" w:val="clear"/>
             <w:vAlign w:val="center"/>
             <w:tcMar>
               <w:top w:w="100" w:type="dxa"/>
@@ -3635,7 +3635,7 @@
         <w:tc>
           <w:tcPr>
             <w:tcW w:type="dxa" w:w="2592"/>
-            <w:shd w:fill="0284C7" w:val="clear"/>
+            <w:shd w:fill="276EF1" w:val="clear"/>
             <w:vAlign w:val="center"/>
             <w:tcMar>
               <w:top w:w="100" w:type="dxa"/>
@@ -4503,7 +4503,7 @@
           <w:color w:val="000000"/>
           <w:sz w:val="24"/>
         </w:rPr>
-        <w:t>7. Exploración de perfil médico con Side Drawer</w:t>
+        <w:t>7. Exploración de perfil médico con detalle expandible</w:t>
       </w:r>
     </w:p>
     <w:p>
@@ -4586,7 +4586,7 @@
         <w:tc>
           <w:tcPr>
             <w:tcW w:type="dxa" w:w="2448"/>
-            <w:shd w:fill="0284C7" w:val="clear"/>
+            <w:shd w:fill="276EF1" w:val="clear"/>
             <w:vAlign w:val="center"/>
             <w:tcMar>
               <w:top w:w="100" w:type="dxa"/>
@@ -4614,7 +4614,7 @@
         <w:tc>
           <w:tcPr>
             <w:tcW w:type="dxa" w:w="4320"/>
-            <w:shd w:fill="0284C7" w:val="clear"/>
+            <w:shd w:fill="276EF1" w:val="clear"/>
             <w:vAlign w:val="center"/>
             <w:tcMar>
               <w:top w:w="100" w:type="dxa"/>
@@ -4642,7 +4642,7 @@
         <w:tc>
           <w:tcPr>
             <w:tcW w:type="dxa" w:w="2592"/>
-            <w:shd w:fill="0284C7" w:val="clear"/>
+            <w:shd w:fill="276EF1" w:val="clear"/>
             <w:vAlign w:val="center"/>
             <w:tcMar>
               <w:top w:w="100" w:type="dxa"/>
@@ -4858,7 +4858,7 @@
                 <w:color w:val="000000"/>
                 <w:sz w:val="21"/>
               </w:rPr>
-              <w:t>Side Drawer</w:t>
+              <w:t>Detalle del especialista</w:t>
             </w:r>
           </w:p>
         </w:tc>
@@ -5323,7 +5323,7 @@
           <w:color w:val="000000"/>
           <w:sz w:val="20"/>
         </w:rPr>
-        <w:t>Figura 5. User Flow 5: Exploración de perfil médico con Side Drawer.</w:t>
+        <w:t>Figura 5. User Flow 5: Exploración de perfil médico con detalle expandible.</w:t>
       </w:r>
     </w:p>
     <w:p>
@@ -5363,7 +5363,7 @@
         <w:tc>
           <w:tcPr>
             <w:tcW w:type="dxa" w:w="2088"/>
-            <w:shd w:fill="0284C7" w:val="clear"/>
+            <w:shd w:fill="276EF1" w:val="clear"/>
             <w:vAlign w:val="center"/>
             <w:tcMar>
               <w:top w:w="100" w:type="dxa"/>
@@ -5391,7 +5391,7 @@
         <w:tc>
           <w:tcPr>
             <w:tcW w:type="dxa" w:w="5328"/>
-            <w:shd w:fill="0284C7" w:val="clear"/>
+            <w:shd w:fill="276EF1" w:val="clear"/>
             <w:vAlign w:val="center"/>
             <w:tcMar>
               <w:top w:w="100" w:type="dxa"/>
@@ -5419,7 +5419,7 @@
         <w:tc>
           <w:tcPr>
             <w:tcW w:type="dxa" w:w="1944"/>
-            <w:shd w:fill="0284C7" w:val="clear"/>
+            <w:shd w:fill="276EF1" w:val="clear"/>
             <w:vAlign w:val="center"/>
             <w:tcMar>
               <w:top w:w="100" w:type="dxa"/>
@@ -5895,7 +5895,7 @@
           <w:color w:val="000000"/>
           <w:sz w:val="24"/>
         </w:rPr>
-        <w:t>Los cinco user flows convierten los requisitos funcionales de Vectra Cure en recorridos verificables. La exploración y la reserva priorizan confianza, cercanía y transparencia; la consulta y cancelación preservan el control del paciente; la búsqueda vacía evita el abandono; el onboarding comunica la condición de verificación; y el Side Drawer permite comparar sin romper el contexto. Estos flujos servirán como base para las pantallas, prototipos y pruebas de usabilidad del proyecto.</w:t>
+        <w:t>Los cinco user flows convierten los requisitos funcionales de Vectra Cure en recorridos verificables. La exploración y la reserva priorizan confianza, cercanía y transparencia; la consulta y cancelación preservan el control del paciente; la búsqueda vacía evita el abandono; el onboarding comunica la condición de verificación; y la tarjeta expandible permite comparar sin romper el contexto. Estos flujos servirán como base para las pantallas, prototipos y pruebas de usabilidad del proyecto.</w:t>
       </w:r>
     </w:p>
     <w:p>
